--- a/BELGRANO 1646/certificados_libre_deuda/certificado libre deuda.docx
+++ b/BELGRANO 1646/certificados_libre_deuda/certificado libre deuda.docx
@@ -213,49 +213,46 @@
         <w:t xml:space="preserve">33-71826987- 9 conforme a lo establecido en el reglamento de la Ley 13512 certifico que la unidad funcional Nro. </w:t>
       </w:r>
       <w:r>
-        <w:t>31</w:t>
+        <w:t>3</w:t>
+      </w:r>
+      <w:r>
+        <w:t>4</w:t>
       </w:r>
       <w:r>
         <w:t xml:space="preserve"> (Polígonos cero </w:t>
       </w:r>
       <w:r>
-        <w:t>seis</w:t>
+        <w:t>ocho</w:t>
       </w:r>
       <w:r>
         <w:t xml:space="preserve"> cero </w:t>
       </w:r>
       <w:r>
+        <w:t>uno</w:t>
+      </w:r>
+      <w:r>
+        <w:t xml:space="preserve">), destinada a vivienda y la unidad funcional </w:t>
+      </w:r>
+      <w:r>
+        <w:t xml:space="preserve">13 </w:t>
+      </w:r>
+      <w:r>
+        <w:t xml:space="preserve">(Polígonos cero </w:t>
+      </w:r>
+      <w:r>
         <w:t>dos</w:t>
       </w:r>
       <w:r>
-        <w:t xml:space="preserve">), destinada a vivienda y la unidad funcional </w:t>
-      </w:r>
-      <w:r>
-        <w:t>07</w:t>
-      </w:r>
-      <w:r>
-        <w:t xml:space="preserve"> (Polígonos cero </w:t>
+        <w:t xml:space="preserve"> </w:t>
+      </w:r>
+      <w:r>
+        <w:t xml:space="preserve">cero </w:t>
       </w:r>
       <w:r>
         <w:t>uno</w:t>
       </w:r>
       <w:r>
-        <w:t xml:space="preserve"> </w:t>
-      </w:r>
-      <w:r>
-        <w:t xml:space="preserve">cero </w:t>
-      </w:r>
-      <w:r>
-        <w:t>seis</w:t>
-      </w:r>
-      <w:r>
-        <w:t>) destinado a cochera, cuya titularidad es el</w:t>
-      </w:r>
-      <w:r>
-        <w:t xml:space="preserve"> </w:t>
-      </w:r>
-      <w:r>
-        <w:t>Sr.</w:t>
+        <w:t xml:space="preserve">) destinado a cochera, cuya titularidad es </w:t>
       </w:r>
       <w:r>
         <w:rPr>
@@ -344,13 +341,7 @@
         </mc:AlternateContent>
       </w:r>
       <w:r>
-        <w:t xml:space="preserve"> </w:t>
-      </w:r>
-      <w:r>
-        <w:t>Marante Mauro Nicolas</w:t>
-      </w:r>
-      <w:r>
-        <w:t xml:space="preserve">, </w:t>
+        <w:t xml:space="preserve">lq Sra. Claudia Monjes </w:t>
       </w:r>
       <w:r>
         <w:t>que es parte del inmueble general</w:t>
@@ -362,13 +353,16 @@
         <w:t xml:space="preserve"> no registra deudas de expensas comunes ni extraordinarias a la fecha </w:t>
       </w:r>
       <w:r>
-        <w:t>30</w:t>
-      </w:r>
-      <w:r>
-        <w:t>/0</w:t>
+        <w:t>0</w:t>
       </w:r>
       <w:r>
         <w:t>4</w:t>
+      </w:r>
+      <w:r>
+        <w:t>/</w:t>
+      </w:r>
+      <w:r>
+        <w:t>11</w:t>
       </w:r>
       <w:r>
         <w:t>/202</w:t>
@@ -1018,6 +1012,7 @@
   <w:style w:type="character" w:default="1" w:styleId="Fuentedeprrafopredeter">
     <w:name w:val="Default Paragraph Font"/>
     <w:uiPriority w:val="1"/>
+    <w:semiHidden/>
     <w:unhideWhenUsed/>
   </w:style>
   <w:style w:type="table" w:default="1" w:styleId="Tablanormal">
